--- a/lab1/Отчет.docx
+++ b/lab1/Отчет.docx
@@ -118,7 +118,7 @@
           <w:b w:val="0"/>
           <w:i w:val="0"/>
         </w:rPr>
-        <w:t>Выполнил: Голуб Дмитрий</w:t>
+        <w:t>Выполнил: Голуб Дмитрий Сергеевич</w:t>
       </w:r>
     </w:p>
     <w:p>
@@ -130,7 +130,7 @@
           <w:b w:val="0"/>
           <w:i w:val="0"/>
         </w:rPr>
-        <w:t>Группа: ____________</w:t>
+        <w:t>Группа: БПИ2401</w:t>
       </w:r>
     </w:p>
     <w:p>
@@ -142,7 +142,7 @@
           <w:b w:val="0"/>
           <w:i w:val="0"/>
         </w:rPr>
-        <w:t>Проверил: ____________</w:t>
+        <w:t>Проверил: Борзов Максим Вадимович</w:t>
       </w:r>
     </w:p>
     <w:p/>
